--- a/zht/docx/059.content.docx
+++ b/zht/docx/059.content.docx
@@ -211,36 +211,26 @@
         </w:rPr>
         <w:t xml:space="preserve">主人是一個普遍的尊敬的稱呼，指的是居於高位或身份高的人。 在新約聖經中，有兩個稱呼來表示處於高位的人。 </w:t>
       </w:r>
-      <w:hyperlink r:id="rId13">
-        <w:r>
-          <w:rPr>
-            <w:lang w:val="zh_TW" w:bidi="zh_TW"/>
-          </w:rPr>
-          <w:rPr>
-            <w:color w:val="0000EE"/>
-            <w:u w:val="single"/>
-          </w:rPr>
-          <w:t>主</w:t>
-        </w:r>
-      </w:hyperlink>
+      <w:r>
+        <w:rPr>
+          <w:b/>
+          <w:lang w:val="zh_TW" w:bidi="zh_TW"/>
+        </w:rPr>
+        <w:t>主</w:t>
+      </w:r>
       <w:r>
         <w:rPr>
           <w:lang w:val="zh_TW" w:bidi="zh_TW"/>
         </w:rPr>
         <w:t>通常用來稱呼擁有財產的人或至高的統治者。 主人通常是指在</w:t>
       </w:r>
-      <w:hyperlink r:id="rId14">
-        <w:r>
-          <w:rPr>
-            <w:lang w:val="zh_TW" w:bidi="zh_TW"/>
-          </w:rPr>
-          <w:rPr>
-            <w:color w:val="0000EE"/>
-            <w:u w:val="single"/>
-          </w:rPr>
-          <w:t>家人</w:t>
-        </w:r>
-      </w:hyperlink>
+      <w:r>
+        <w:rPr>
+          <w:b/>
+          <w:lang w:val="zh_TW" w:bidi="zh_TW"/>
+        </w:rPr>
+        <w:t>家人</w:t>
+      </w:r>
       <w:r>
         <w:rPr>
           <w:lang w:val="zh_TW" w:bidi="zh_TW"/>
@@ -386,47 +376,35 @@
       </w:r>
       <w:r>
         <w:rPr>
+          <w:lang w:val="zh_TW" w:bidi="zh_TW"/>
+        </w:rPr>
+        <w:t>以色列人</w:t>
+      </w:r>
+      <w:r>
+        <w:rPr>
+          <w:lang w:val="zh_TW" w:bidi="zh_TW"/>
+        </w:rPr>
+        <w:t>脫離在埃及的奴役時，以色列人在</w:t>
+      </w:r>
+      <w:r>
+        <w:rPr>
           <w:b/>
           <w:lang w:val="zh_TW" w:bidi="zh_TW"/>
         </w:rPr>
-        <w:t>以色列人</w:t>
-      </w:r>
-      <w:r>
-        <w:rPr>
-          <w:lang w:val="zh_TW" w:bidi="zh_TW"/>
-        </w:rPr>
-        <w:t>脫離在埃及的奴役時，以色列人在</w:t>
-      </w:r>
-      <w:hyperlink r:id="rId15">
-        <w:r>
-          <w:rPr>
-            <w:lang w:val="zh_TW" w:bidi="zh_TW"/>
-          </w:rPr>
-          <w:rPr>
-            <w:color w:val="0000EE"/>
-            <w:u w:val="single"/>
-          </w:rPr>
-          <w:t>曠野</w:t>
-        </w:r>
-      </w:hyperlink>
+        <w:t>曠野</w:t>
+      </w:r>
       <w:r>
         <w:rPr>
           <w:lang w:val="zh_TW" w:bidi="zh_TW"/>
         </w:rPr>
         <w:t>漂流許多年，然後他們才進入應許之地</w:t>
       </w:r>
-      <w:hyperlink r:id="rId16">
-        <w:r>
-          <w:rPr>
-            <w:lang w:val="zh_TW" w:bidi="zh_TW"/>
-          </w:rPr>
-          <w:rPr>
-            <w:color w:val="0000EE"/>
-            <w:u w:val="single"/>
-          </w:rPr>
-          <w:t>迦南</w:t>
-        </w:r>
-      </w:hyperlink>
+      <w:r>
+        <w:rPr>
+          <w:lang w:val="zh_TW" w:bidi="zh_TW"/>
+        </w:rPr>
+        <w:t>迦南</w:t>
+      </w:r>
       <w:r>
         <w:rPr>
           <w:lang w:val="zh_TW" w:bidi="zh_TW"/>
@@ -487,18 +465,13 @@
         </w:rPr>
         <w:t>所有的人，至少是男人，必須來到</w:t>
       </w:r>
-      <w:hyperlink r:id="rId17">
-        <w:r>
-          <w:rPr>
-            <w:lang w:val="zh_TW" w:bidi="zh_TW"/>
-          </w:rPr>
-          <w:rPr>
-            <w:color w:val="0000EE"/>
-            <w:u w:val="single"/>
-          </w:rPr>
-          <w:t>耶路撒冷</w:t>
-        </w:r>
-      </w:hyperlink>
+      <w:r>
+        <w:rPr>
+          <w:b/>
+          <w:lang w:val="zh_TW" w:bidi="zh_TW"/>
+        </w:rPr>
+        <w:t>耶路撒冷</w:t>
+      </w:r>
       <w:r>
         <w:rPr>
           <w:lang w:val="zh_TW" w:bidi="zh_TW"/>
